--- a/Révai_Marcell.docx
+++ b/Révai_Marcell.docx
@@ -576,7 +576,7 @@
                               <a:ln>
                                 <a:extLst>
                                   <a:ext uri="{C807C97D-BFC1-408E-A445-0C87EB9F89A2}">
-                                    <ask:lineSketchStyleProps xmlns="" xmlns:o="urn:schemas-microsoft-com:office:office" xmlns:oel="http://schemas.microsoft.com/office/2019/extlst" xmlns:v="urn:schemas-microsoft-com:vml" xmlns:w10="urn:schemas-microsoft-com:office:word" xmlns:w="http://schemas.openxmlformats.org/wordprocessingml/2006/main" xmlns:w16cex="http://schemas.microsoft.com/office/word/2018/wordml/cex" xmlns:w16="http://schemas.microsoft.com/office/word/2018/wordml" xmlns:w16du="http://schemas.microsoft.com/office/word/2023/wordml/word16du" xmlns:w16sdtdh="http://schemas.microsoft.com/office/word/2020/wordml/sdtdatahash" xmlns:ask="http://schemas.microsoft.com/office/drawing/2018/sketchyshapes" sd="3886230498">
+                                    <ask:lineSketchStyleProps xmlns:ask="http://schemas.microsoft.com/office/drawing/2018/sketchyshapes" xmlns:w16sdtdh="http://schemas.microsoft.com/office/word/2020/wordml/sdtdatahash" xmlns:w16du="http://schemas.microsoft.com/office/word/2023/wordml/word16du" xmlns:w16="http://schemas.microsoft.com/office/word/2018/wordml" xmlns:w16cex="http://schemas.microsoft.com/office/word/2018/wordml/cex" xmlns:w="http://schemas.openxmlformats.org/wordprocessingml/2006/main" xmlns:w10="urn:schemas-microsoft-com:office:word" xmlns:v="urn:schemas-microsoft-com:vml" xmlns:oel="http://schemas.microsoft.com/office/2019/extlst" xmlns:o="urn:schemas-microsoft-com:office:office" xmlns="" sd="3886230498">
                                       <a:prstGeom prst="roundRect">
                                         <a:avLst/>
                                       </a:prstGeom>
@@ -1080,7 +1080,7 @@
                               <a:ln>
                                 <a:extLst>
                                   <a:ext uri="{C807C97D-BFC1-408E-A445-0C87EB9F89A2}">
-                                    <ask:lineSketchStyleProps xmlns="" xmlns:o="urn:schemas-microsoft-com:office:office" xmlns:oel="http://schemas.microsoft.com/office/2019/extlst" xmlns:v="urn:schemas-microsoft-com:vml" xmlns:w10="urn:schemas-microsoft-com:office:word" xmlns:w="http://schemas.openxmlformats.org/wordprocessingml/2006/main" xmlns:w16cex="http://schemas.microsoft.com/office/word/2018/wordml/cex" xmlns:w16="http://schemas.microsoft.com/office/word/2018/wordml" xmlns:w16du="http://schemas.microsoft.com/office/word/2023/wordml/word16du" xmlns:w16sdtdh="http://schemas.microsoft.com/office/word/2020/wordml/sdtdatahash" xmlns:ask="http://schemas.microsoft.com/office/drawing/2018/sketchyshapes" sd="3886230498">
+                                    <ask:lineSketchStyleProps xmlns:ask="http://schemas.microsoft.com/office/drawing/2018/sketchyshapes" xmlns:w16sdtdh="http://schemas.microsoft.com/office/word/2020/wordml/sdtdatahash" xmlns:w16du="http://schemas.microsoft.com/office/word/2023/wordml/word16du" xmlns:w16="http://schemas.microsoft.com/office/word/2018/wordml" xmlns:w16cex="http://schemas.microsoft.com/office/word/2018/wordml/cex" xmlns:w="http://schemas.openxmlformats.org/wordprocessingml/2006/main" xmlns:w10="urn:schemas-microsoft-com:office:word" xmlns:v="urn:schemas-microsoft-com:vml" xmlns:oel="http://schemas.microsoft.com/office/2019/extlst" xmlns:o="urn:schemas-microsoft-com:office:office" xmlns="" sd="3886230498">
                                       <a:prstGeom prst="roundRect">
                                         <a:avLst/>
                                       </a:prstGeom>
@@ -1497,7 +1497,7 @@
                               <a:ln>
                                 <a:extLst>
                                   <a:ext uri="{C807C97D-BFC1-408E-A445-0C87EB9F89A2}">
-                                    <ask:lineSketchStyleProps xmlns="" xmlns:o="urn:schemas-microsoft-com:office:office" xmlns:oel="http://schemas.microsoft.com/office/2019/extlst" xmlns:v="urn:schemas-microsoft-com:vml" xmlns:w10="urn:schemas-microsoft-com:office:word" xmlns:w="http://schemas.openxmlformats.org/wordprocessingml/2006/main" xmlns:w16cex="http://schemas.microsoft.com/office/word/2018/wordml/cex" xmlns:w16="http://schemas.microsoft.com/office/word/2018/wordml" xmlns:w16du="http://schemas.microsoft.com/office/word/2023/wordml/word16du" xmlns:w16sdtdh="http://schemas.microsoft.com/office/word/2020/wordml/sdtdatahash" xmlns:ask="http://schemas.microsoft.com/office/drawing/2018/sketchyshapes" sd="3886230498">
+                                    <ask:lineSketchStyleProps xmlns:ask="http://schemas.microsoft.com/office/drawing/2018/sketchyshapes" xmlns:w16sdtdh="http://schemas.microsoft.com/office/word/2020/wordml/sdtdatahash" xmlns:w16du="http://schemas.microsoft.com/office/word/2023/wordml/word16du" xmlns:w16="http://schemas.microsoft.com/office/word/2018/wordml" xmlns:w16cex="http://schemas.microsoft.com/office/word/2018/wordml/cex" xmlns:w="http://schemas.openxmlformats.org/wordprocessingml/2006/main" xmlns:w10="urn:schemas-microsoft-com:office:word" xmlns:v="urn:schemas-microsoft-com:vml" xmlns:oel="http://schemas.microsoft.com/office/2019/extlst" xmlns:o="urn:schemas-microsoft-com:office:office" xmlns="" sd="3886230498">
                                       <a:prstGeom prst="roundRect">
                                         <a:avLst/>
                                       </a:prstGeom>
@@ -2110,7 +2110,7 @@
                               <a:ln>
                                 <a:extLst>
                                   <a:ext uri="{C807C97D-BFC1-408E-A445-0C87EB9F89A2}">
-                                    <ask:lineSketchStyleProps xmlns="" xmlns:o="urn:schemas-microsoft-com:office:office" xmlns:oel="http://schemas.microsoft.com/office/2019/extlst" xmlns:v="urn:schemas-microsoft-com:vml" xmlns:w10="urn:schemas-microsoft-com:office:word" xmlns:w="http://schemas.openxmlformats.org/wordprocessingml/2006/main" xmlns:w16cex="http://schemas.microsoft.com/office/word/2018/wordml/cex" xmlns:w16="http://schemas.microsoft.com/office/word/2018/wordml" xmlns:w16du="http://schemas.microsoft.com/office/word/2023/wordml/word16du" xmlns:w16sdtdh="http://schemas.microsoft.com/office/word/2020/wordml/sdtdatahash" xmlns:ask="http://schemas.microsoft.com/office/drawing/2018/sketchyshapes" sd="3886230498">
+                                    <ask:lineSketchStyleProps xmlns:ask="http://schemas.microsoft.com/office/drawing/2018/sketchyshapes" xmlns:w16sdtdh="http://schemas.microsoft.com/office/word/2020/wordml/sdtdatahash" xmlns:w16du="http://schemas.microsoft.com/office/word/2023/wordml/word16du" xmlns:w16="http://schemas.microsoft.com/office/word/2018/wordml" xmlns:w16cex="http://schemas.microsoft.com/office/word/2018/wordml/cex" xmlns:w="http://schemas.openxmlformats.org/wordprocessingml/2006/main" xmlns:w10="urn:schemas-microsoft-com:office:word" xmlns:v="urn:schemas-microsoft-com:vml" xmlns:oel="http://schemas.microsoft.com/office/2019/extlst" xmlns:o="urn:schemas-microsoft-com:office:office" xmlns="" sd="3886230498">
                                       <a:prstGeom prst="roundRect">
                                         <a:avLst/>
                                       </a:prstGeom>
@@ -2595,7 +2595,7 @@
                               <a:ln>
                                 <a:extLst>
                                   <a:ext uri="{C807C97D-BFC1-408E-A445-0C87EB9F89A2}">
-                                    <ask:lineSketchStyleProps xmlns="" xmlns:o="urn:schemas-microsoft-com:office:office" xmlns:oel="http://schemas.microsoft.com/office/2019/extlst" xmlns:v="urn:schemas-microsoft-com:vml" xmlns:w10="urn:schemas-microsoft-com:office:word" xmlns:w="http://schemas.openxmlformats.org/wordprocessingml/2006/main" xmlns:w16cex="http://schemas.microsoft.com/office/word/2018/wordml/cex" xmlns:w16="http://schemas.microsoft.com/office/word/2018/wordml" xmlns:w16du="http://schemas.microsoft.com/office/word/2023/wordml/word16du" xmlns:w16sdtdh="http://schemas.microsoft.com/office/word/2020/wordml/sdtdatahash" xmlns:ask="http://schemas.microsoft.com/office/drawing/2018/sketchyshapes" sd="3886230498">
+                                    <ask:lineSketchStyleProps xmlns:ask="http://schemas.microsoft.com/office/drawing/2018/sketchyshapes" xmlns:w16sdtdh="http://schemas.microsoft.com/office/word/2020/wordml/sdtdatahash" xmlns:w16du="http://schemas.microsoft.com/office/word/2023/wordml/word16du" xmlns:w16="http://schemas.microsoft.com/office/word/2018/wordml" xmlns:w16cex="http://schemas.microsoft.com/office/word/2018/wordml/cex" xmlns:w="http://schemas.openxmlformats.org/wordprocessingml/2006/main" xmlns:w10="urn:schemas-microsoft-com:office:word" xmlns:v="urn:schemas-microsoft-com:vml" xmlns:oel="http://schemas.microsoft.com/office/2019/extlst" xmlns:o="urn:schemas-microsoft-com:office:office" xmlns="" sd="3886230498">
                                       <a:prstGeom prst="roundRect">
                                         <a:avLst/>
                                       </a:prstGeom>
@@ -3100,7 +3100,7 @@
                               <a:ln>
                                 <a:extLst>
                                   <a:ext uri="{C807C97D-BFC1-408E-A445-0C87EB9F89A2}">
-                                    <ask:lineSketchStyleProps xmlns="" xmlns:o="urn:schemas-microsoft-com:office:office" xmlns:oel="http://schemas.microsoft.com/office/2019/extlst" xmlns:v="urn:schemas-microsoft-com:vml" xmlns:w10="urn:schemas-microsoft-com:office:word" xmlns:w="http://schemas.openxmlformats.org/wordprocessingml/2006/main" xmlns:w16cex="http://schemas.microsoft.com/office/word/2018/wordml/cex" xmlns:w16="http://schemas.microsoft.com/office/word/2018/wordml" xmlns:w16du="http://schemas.microsoft.com/office/word/2023/wordml/word16du" xmlns:w16sdtdh="http://schemas.microsoft.com/office/word/2020/wordml/sdtdatahash" xmlns:ask="http://schemas.microsoft.com/office/drawing/2018/sketchyshapes" sd="3886230498">
+                                    <ask:lineSketchStyleProps xmlns:ask="http://schemas.microsoft.com/office/drawing/2018/sketchyshapes" xmlns:w16sdtdh="http://schemas.microsoft.com/office/word/2020/wordml/sdtdatahash" xmlns:w16du="http://schemas.microsoft.com/office/word/2023/wordml/word16du" xmlns:w16="http://schemas.microsoft.com/office/word/2018/wordml" xmlns:w16cex="http://schemas.microsoft.com/office/word/2018/wordml/cex" xmlns:w="http://schemas.openxmlformats.org/wordprocessingml/2006/main" xmlns:w10="urn:schemas-microsoft-com:office:word" xmlns:v="urn:schemas-microsoft-com:vml" xmlns:oel="http://schemas.microsoft.com/office/2019/extlst" xmlns:o="urn:schemas-microsoft-com:office:office" xmlns="" sd="3886230498">
                                       <a:prstGeom prst="roundRect">
                                         <a:avLst/>
                                       </a:prstGeom>
@@ -3212,8 +3212,6 @@
             </w:r>
           </w:p>
         </w:tc>
-        <w:bookmarkStart w:id="0" w:name="_GoBack"/>
-        <w:bookmarkEnd w:id="0"/>
       </w:tr>
       <w:tr>
         <w:trPr>
@@ -3519,7 +3517,7 @@
                               <a:ln>
                                 <a:extLst>
                                   <a:ext uri="{C807C97D-BFC1-408E-A445-0C87EB9F89A2}">
-                                    <ask:lineSketchStyleProps xmlns="" xmlns:o="urn:schemas-microsoft-com:office:office" xmlns:oel="http://schemas.microsoft.com/office/2019/extlst" xmlns:v="urn:schemas-microsoft-com:vml" xmlns:w10="urn:schemas-microsoft-com:office:word" xmlns:w="http://schemas.openxmlformats.org/wordprocessingml/2006/main" xmlns:w16cex="http://schemas.microsoft.com/office/word/2018/wordml/cex" xmlns:w16="http://schemas.microsoft.com/office/word/2018/wordml" xmlns:w16du="http://schemas.microsoft.com/office/word/2023/wordml/word16du" xmlns:w16sdtdh="http://schemas.microsoft.com/office/word/2020/wordml/sdtdatahash" xmlns:ask="http://schemas.microsoft.com/office/drawing/2018/sketchyshapes" sd="3886230498">
+                                    <ask:lineSketchStyleProps xmlns:ask="http://schemas.microsoft.com/office/drawing/2018/sketchyshapes" xmlns:w16sdtdh="http://schemas.microsoft.com/office/word/2020/wordml/sdtdatahash" xmlns:w16du="http://schemas.microsoft.com/office/word/2023/wordml/word16du" xmlns:w16="http://schemas.microsoft.com/office/word/2018/wordml" xmlns:w16cex="http://schemas.microsoft.com/office/word/2018/wordml/cex" xmlns:w="http://schemas.openxmlformats.org/wordprocessingml/2006/main" xmlns:w10="urn:schemas-microsoft-com:office:word" xmlns:v="urn:schemas-microsoft-com:vml" xmlns:oel="http://schemas.microsoft.com/office/2019/extlst" xmlns:o="urn:schemas-microsoft-com:office:office" xmlns="" sd="3886230498">
                                       <a:prstGeom prst="roundRect">
                                         <a:avLst/>
                                       </a:prstGeom>
@@ -3971,7 +3969,7 @@
                         <a:ln>
                           <a:extLst>
                             <a:ext uri="{C807C97D-BFC1-408E-A445-0C87EB9F89A2}">
-                              <ask:lineSketchStyleProps xmlns="" xmlns:o="urn:schemas-microsoft-com:office:office" xmlns:oel="http://schemas.microsoft.com/office/2019/extlst" xmlns:v="urn:schemas-microsoft-com:vml" xmlns:w10="urn:schemas-microsoft-com:office:word" xmlns:w="http://schemas.openxmlformats.org/wordprocessingml/2006/main" xmlns:w16cex="http://schemas.microsoft.com/office/word/2018/wordml/cex" xmlns:w16="http://schemas.microsoft.com/office/word/2018/wordml" xmlns:w16du="http://schemas.microsoft.com/office/word/2023/wordml/word16du" xmlns:w16sdtdh="http://schemas.microsoft.com/office/word/2020/wordml/sdtdatahash" xmlns:ask="http://schemas.microsoft.com/office/drawing/2018/sketchyshapes" sd="3886230498">
+                              <ask:lineSketchStyleProps xmlns:ask="http://schemas.microsoft.com/office/drawing/2018/sketchyshapes" xmlns:w16sdtdh="http://schemas.microsoft.com/office/word/2020/wordml/sdtdatahash" xmlns:w16du="http://schemas.microsoft.com/office/word/2023/wordml/word16du" xmlns:w16="http://schemas.microsoft.com/office/word/2018/wordml" xmlns:w16cex="http://schemas.microsoft.com/office/word/2018/wordml/cex" xmlns:w="http://schemas.openxmlformats.org/wordprocessingml/2006/main" xmlns:w10="urn:schemas-microsoft-com:office:word" xmlns:v="urn:schemas-microsoft-com:vml" xmlns:oel="http://schemas.microsoft.com/office/2019/extlst" xmlns:o="urn:schemas-microsoft-com:office:office" xmlns="" sd="3886230498">
                                 <a:prstGeom prst="roundRect">
                                   <a:avLst/>
                                 </a:prstGeom>
@@ -4199,7 +4197,33 @@
                       </wps:style>
                       <wps:txbx>
                         <w:txbxContent>
+                          <w:p>
+                            <w:r>
+                              <w:t>Be kell állítani minden gépen egyszer a user.name-t és a user.email-t.</w:t>
+                            </w:r>
+                          </w:p>
                           <w:p/>
+                          <w:p>
+                            <w:r>
+                              <w:t xml:space="preserve">--global user.email </w:t>
+                            </w:r>
+                            <w:r>
+                              <w:t>“email@domain”</w:t>
+                            </w:r>
+                          </w:p>
+                          <w:p>
+                            <w:r>
+                              <w:t>--global user.name</w:t>
+                            </w:r>
+                            <w:r>
+                              <w:t xml:space="preserve"> </w:t>
+                            </w:r>
+                            <w:r>
+                              <w:t>“név”</w:t>
+                            </w:r>
+                            <w:bookmarkStart w:id="0" w:name="_GoBack"/>
+                            <w:bookmarkEnd w:id="0"/>
+                          </w:p>
                         </w:txbxContent>
                       </wps:txbx>
                       <wps:bodyPr rot="0" vert="horz" wrap="square" lIns="91440" tIns="45720" rIns="91440" bIns="45720" anchor="t" anchorCtr="0" upright="1">
@@ -4226,7 +4250,33 @@
               <v:shape id="Szövegdoboz 2" o:spid="_x0000_s1034" type="#_x0000_t202" style="position:absolute;left:0;text-align:left;margin-left:88.75pt;margin-top:3.55pt;width:437.55pt;height:159.9pt;z-index:251790336;visibility:visible;mso-wrap-style:square;mso-width-percent:0;mso-height-percent:0;mso-wrap-distance-left:9pt;mso-wrap-distance-top:0;mso-wrap-distance-right:9pt;mso-wrap-distance-bottom:0;mso-position-horizontal:absolute;mso-position-horizontal-relative:text;mso-position-vertical:absolute;mso-position-vertical-relative:text;mso-width-percent:0;mso-height-percent:0;mso-width-relative:margin;mso-height-relative:margin;v-text-anchor:top" o:gfxdata="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" fillcolor="white [3201]" strokecolor="#b4c6e7 [1300]" strokeweight="1pt">
                 <v:textbox>
                   <w:txbxContent>
+                    <w:p>
+                      <w:r>
+                        <w:t>Be kell állítani minden gépen egyszer a user.name-t és a user.email-t.</w:t>
+                      </w:r>
+                    </w:p>
                     <w:p/>
+                    <w:p>
+                      <w:r>
+                        <w:t xml:space="preserve">--global user.email </w:t>
+                      </w:r>
+                      <w:r>
+                        <w:t>“email@domain”</w:t>
+                      </w:r>
+                    </w:p>
+                    <w:p>
+                      <w:r>
+                        <w:t>--global user.name</w:t>
+                      </w:r>
+                      <w:r>
+                        <w:t xml:space="preserve"> </w:t>
+                      </w:r>
+                      <w:r>
+                        <w:t>“név”</w:t>
+                      </w:r>
+                      <w:bookmarkStart w:id="1" w:name="_GoBack"/>
+                      <w:bookmarkEnd w:id="1"/>
+                    </w:p>
                   </w:txbxContent>
                 </v:textbox>
                 <w10:wrap type="square"/>
@@ -4394,7 +4444,11 @@
                       </wps:spPr>
                       <wps:txbx>
                         <w:txbxContent>
-                          <w:p/>
+                          <w:p>
+                            <w:r>
+                              <w:t>Minden projekt elején vagy létre kell hozni a projektet (git init) vagy le kell másolni egy repositoryt a gépre (git clone)</w:t>
+                            </w:r>
+                          </w:p>
                         </w:txbxContent>
                       </wps:txbx>
                       <wps:bodyPr rot="0" vert="horz" wrap="square" lIns="91440" tIns="45720" rIns="91440" bIns="45720" anchor="t" anchorCtr="0" upright="1">
@@ -4414,7 +4468,11 @@
               <v:shape w14:anchorId="37D610DF" id="_x0000_s1035" type="#_x0000_t202" style="position:absolute;left:0;text-align:left;margin-left:85.55pt;margin-top:5.8pt;width:437.55pt;height:152.4pt;z-index:251792384;visibility:visible;mso-wrap-style:square;mso-width-percent:0;mso-wrap-distance-left:9pt;mso-wrap-distance-top:0;mso-wrap-distance-right:9pt;mso-wrap-distance-bottom:0;mso-position-horizontal:absolute;mso-position-horizontal-relative:text;mso-position-vertical:absolute;mso-position-vertical-relative:text;mso-width-percent:0;mso-width-relative:margin;v-text-anchor:top" o:gfxdata="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" strokecolor="#b4c6e7 [1300]">
                 <v:textbox>
                   <w:txbxContent>
-                    <w:p/>
+                    <w:p>
+                      <w:r>
+                        <w:t>Minden projekt elején vagy létre kell hozni a projektet (git init) vagy le kell másolni egy repositoryt a gépre (git clone)</w:t>
+                      </w:r>
+                    </w:p>
                   </w:txbxContent>
                 </v:textbox>
                 <w10:wrap type="square"/>
@@ -4576,7 +4634,11 @@
                       </wps:spPr>
                       <wps:txbx>
                         <w:txbxContent>
-                          <w:p/>
+                          <w:p>
+                            <w:r>
+                              <w:t>Minden változtatást el kell menteni a local repositoryba minimum. Commit-olni kell a változást. Minden commit-nak kell egy message.</w:t>
+                            </w:r>
+                          </w:p>
                         </w:txbxContent>
                       </wps:txbx>
                       <wps:bodyPr rot="0" vert="horz" wrap="square" lIns="91440" tIns="45720" rIns="91440" bIns="45720" anchor="t" anchorCtr="0" upright="1">
@@ -4596,7 +4658,11 @@
               <v:shape w14:anchorId="4C908C99" id="_x0000_s1036" type="#_x0000_t202" style="position:absolute;left:0;text-align:left;margin-left:85.1pt;margin-top:9.3pt;width:437.55pt;height:152.4pt;z-index:251794432;visibility:visible;mso-wrap-style:square;mso-width-percent:0;mso-wrap-distance-left:9pt;mso-wrap-distance-top:0;mso-wrap-distance-right:9pt;mso-wrap-distance-bottom:0;mso-position-horizontal:absolute;mso-position-horizontal-relative:text;mso-position-vertical:absolute;mso-position-vertical-relative:text;mso-width-percent:0;mso-width-relative:margin;v-text-anchor:top" o:gfxdata="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" strokecolor="#b4c6e7 [1300]">
                 <v:textbox>
                   <w:txbxContent>
-                    <w:p/>
+                    <w:p>
+                      <w:r>
+                        <w:t>Minden változtatást el kell menteni a local repositoryba minimum. Commit-olni kell a változást. Minden commit-nak kell egy message.</w:t>
+                      </w:r>
+                    </w:p>
                   </w:txbxContent>
                 </v:textbox>
                 <w10:wrap type="square"/>
@@ -4758,7 +4824,20 @@
                       </wps:spPr>
                       <wps:txbx>
                         <w:txbxContent>
-                          <w:p/>
+                          <w:p>
+                            <w:r>
+                              <w:t>A nap végén fel kell tölteni a változást a github reposotoryba. Ha még nem tettük</w:t>
+                            </w:r>
+                            <w:r>
+                              <w:t>,</w:t>
+                            </w:r>
+                            <w:r>
+                              <w:t xml:space="preserve"> fel kell tölteni a branch-et, ha már van fent változás akkor sync. Git push vagy Git pull.</w:t>
+                            </w:r>
+                            <w:r>
+                              <w:t xml:space="preserve"> Git fetch.</w:t>
+                            </w:r>
+                          </w:p>
                         </w:txbxContent>
                       </wps:txbx>
                       <wps:bodyPr rot="0" vert="horz" wrap="square" lIns="91440" tIns="45720" rIns="91440" bIns="45720" anchor="t" anchorCtr="0" upright="1">
@@ -4778,7 +4857,20 @@
               <v:shape w14:anchorId="23E53B7E" id="_x0000_s1037" type="#_x0000_t202" style="position:absolute;left:0;text-align:left;margin-left:85.4pt;margin-top:9.15pt;width:437.55pt;height:152.4pt;z-index:251796480;visibility:visible;mso-wrap-style:square;mso-width-percent:0;mso-wrap-distance-left:9pt;mso-wrap-distance-top:0;mso-wrap-distance-right:9pt;mso-wrap-distance-bottom:0;mso-position-horizontal:absolute;mso-position-horizontal-relative:text;mso-position-vertical:absolute;mso-position-vertical-relative:text;mso-width-percent:0;mso-width-relative:margin;v-text-anchor:top" o:gfxdata="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" strokecolor="#b4c6e7 [1300]">
                 <v:textbox>
                   <w:txbxContent>
-                    <w:p/>
+                    <w:p>
+                      <w:r>
+                        <w:t>A nap végén fel kell tölteni a változást a github reposotoryba. Ha még nem tettük</w:t>
+                      </w:r>
+                      <w:r>
+                        <w:t>,</w:t>
+                      </w:r>
+                      <w:r>
+                        <w:t xml:space="preserve"> fel kell tölteni a branch-et, ha már van fent változás akkor sync. Git push vagy Git pull.</w:t>
+                      </w:r>
+                      <w:r>
+                        <w:t xml:space="preserve"> Git fetch.</w:t>
+                      </w:r>
+                    </w:p>
                   </w:txbxContent>
                 </v:textbox>
                 <w10:wrap type="square"/>
@@ -7775,23 +7867,6 @@
 </file>
 
 <file path=customXml/item1.xml><?xml version="1.0" encoding="utf-8"?>
-<p:properties xmlns:p="http://schemas.microsoft.com/office/2006/metadata/properties" xmlns:xsi="http://www.w3.org/2001/XMLSchema-instance" xmlns:pc="http://schemas.microsoft.com/office/infopath/2007/PartnerControls">
-  <documentManagement>
-    <_activity xmlns="e035496d-b607-494a-b68c-257e6db10ce7" xsi:nil="true"/>
-  </documentManagement>
-</p:properties>
-</file>
-
-<file path=customXml/item2.xml><?xml version="1.0" encoding="utf-8"?>
-<?mso-contentType ?>
-<FormTemplates xmlns="http://schemas.microsoft.com/sharepoint/v3/contenttype/forms">
-  <Display>DocumentLibraryForm</Display>
-  <Edit>DocumentLibraryForm</Edit>
-  <New>DocumentLibraryForm</New>
-</FormTemplates>
-</file>
-
-<file path=customXml/item3.xml><?xml version="1.0" encoding="utf-8"?>
 <ct:contentTypeSchema xmlns:ct="http://schemas.microsoft.com/office/2006/metadata/contentType" xmlns:ma="http://schemas.microsoft.com/office/2006/metadata/properties/metaAttributes" ct:_="" ma:_="" ma:contentTypeName="Dokumentum" ma:contentTypeID="0x0101003C9FF174AC340248B18A6DA53002D746" ma:contentTypeVersion="16" ma:contentTypeDescription="Új dokumentum létrehozása." ma:contentTypeScope="" ma:versionID="60613c02b554289a0b12181fdcba0a3e">
   <xsd:schema xmlns:xsd="http://www.w3.org/2001/XMLSchema" xmlns:xs="http://www.w3.org/2001/XMLSchema" xmlns:p="http://schemas.microsoft.com/office/2006/metadata/properties" xmlns:ns3="1864150e-f017-4975-9acc-47ce8d819457" xmlns:ns4="e035496d-b607-494a-b68c-257e6db10ce7" targetNamespace="http://schemas.microsoft.com/office/2006/metadata/properties" ma:root="true" ma:fieldsID="098e3191f8d788b6fcc95944a4073da3" ns3:_="" ns4:_="">
     <xsd:import namespace="1864150e-f017-4975-9acc-47ce8d819457"/>
@@ -8030,29 +8105,28 @@
 </ct:contentTypeSchema>
 </file>
 
+<file path=customXml/item2.xml><?xml version="1.0" encoding="utf-8"?>
+<?mso-contentType ?>
+<FormTemplates xmlns="http://schemas.microsoft.com/sharepoint/v3/contenttype/forms">
+  <Display>DocumentLibraryForm</Display>
+  <Edit>DocumentLibraryForm</Edit>
+  <New>DocumentLibraryForm</New>
+</FormTemplates>
+</file>
+
+<file path=customXml/item3.xml><?xml version="1.0" encoding="utf-8"?>
+<p:properties xmlns:p="http://schemas.microsoft.com/office/2006/metadata/properties" xmlns:xsi="http://www.w3.org/2001/XMLSchema-instance" xmlns:pc="http://schemas.microsoft.com/office/infopath/2007/PartnerControls">
+  <documentManagement>
+    <_activity xmlns="e035496d-b607-494a-b68c-257e6db10ce7" xsi:nil="true"/>
+  </documentManagement>
+</p:properties>
+</file>
+
 <file path=customXml/item4.xml><?xml version="1.0" encoding="utf-8"?>
 <b:Sources xmlns:b="http://schemas.openxmlformats.org/officeDocument/2006/bibliography" xmlns="http://schemas.openxmlformats.org/officeDocument/2006/bibliography" SelectedStyle="\APASixthEditionOfficeOnline.xsl" StyleName="APA" Version="6"/>
 </file>
 
 <file path=customXml/itemProps1.xml><?xml version="1.0" encoding="utf-8"?>
-<ds:datastoreItem xmlns:ds="http://schemas.openxmlformats.org/officeDocument/2006/customXml" ds:itemID="{B77A70F7-976B-4C43-8EF3-C3C33C8355A0}">
-  <ds:schemaRefs>
-    <ds:schemaRef ds:uri="http://schemas.microsoft.com/office/2006/metadata/properties"/>
-    <ds:schemaRef ds:uri="http://schemas.microsoft.com/office/infopath/2007/PartnerControls"/>
-    <ds:schemaRef ds:uri="e035496d-b607-494a-b68c-257e6db10ce7"/>
-  </ds:schemaRefs>
-</ds:datastoreItem>
-</file>
-
-<file path=customXml/itemProps2.xml><?xml version="1.0" encoding="utf-8"?>
-<ds:datastoreItem xmlns:ds="http://schemas.openxmlformats.org/officeDocument/2006/customXml" ds:itemID="{B567B229-CA5A-4E06-BCDD-B4521B6F7A9F}">
-  <ds:schemaRefs>
-    <ds:schemaRef ds:uri="http://schemas.microsoft.com/sharepoint/v3/contenttype/forms"/>
-  </ds:schemaRefs>
-</ds:datastoreItem>
-</file>
-
-<file path=customXml/itemProps3.xml><?xml version="1.0" encoding="utf-8"?>
 <ds:datastoreItem xmlns:ds="http://schemas.openxmlformats.org/officeDocument/2006/customXml" ds:itemID="{25645EFD-3B47-4E3D-AA05-B09E34D6E60C}">
   <ds:schemaRefs>
     <ds:schemaRef ds:uri="http://schemas.microsoft.com/office/2006/metadata/contentType"/>
@@ -8071,8 +8145,26 @@
 </ds:datastoreItem>
 </file>
 
+<file path=customXml/itemProps2.xml><?xml version="1.0" encoding="utf-8"?>
+<ds:datastoreItem xmlns:ds="http://schemas.openxmlformats.org/officeDocument/2006/customXml" ds:itemID="{B567B229-CA5A-4E06-BCDD-B4521B6F7A9F}">
+  <ds:schemaRefs>
+    <ds:schemaRef ds:uri="http://schemas.microsoft.com/sharepoint/v3/contenttype/forms"/>
+  </ds:schemaRefs>
+</ds:datastoreItem>
+</file>
+
+<file path=customXml/itemProps3.xml><?xml version="1.0" encoding="utf-8"?>
+<ds:datastoreItem xmlns:ds="http://schemas.openxmlformats.org/officeDocument/2006/customXml" ds:itemID="{B77A70F7-976B-4C43-8EF3-C3C33C8355A0}">
+  <ds:schemaRefs>
+    <ds:schemaRef ds:uri="http://schemas.microsoft.com/office/2006/metadata/properties"/>
+    <ds:schemaRef ds:uri="http://schemas.microsoft.com/office/infopath/2007/PartnerControls"/>
+    <ds:schemaRef ds:uri="e035496d-b607-494a-b68c-257e6db10ce7"/>
+  </ds:schemaRefs>
+</ds:datastoreItem>
+</file>
+
 <file path=customXml/itemProps4.xml><?xml version="1.0" encoding="utf-8"?>
-<ds:datastoreItem xmlns:ds="http://schemas.openxmlformats.org/officeDocument/2006/customXml" ds:itemID="{312A0D01-64ED-41D5-B822-A45BE98D23FB}">
+<ds:datastoreItem xmlns:ds="http://schemas.openxmlformats.org/officeDocument/2006/customXml" ds:itemID="{A002482C-750F-4BC2-B2E0-B54A953773B8}">
   <ds:schemaRefs>
     <ds:schemaRef ds:uri="http://schemas.openxmlformats.org/officeDocument/2006/bibliography"/>
   </ds:schemaRefs>

--- a/Révai_Marcell.docx
+++ b/Révai_Marcell.docx
@@ -576,7 +576,7 @@
                               <a:ln>
                                 <a:extLst>
                                   <a:ext uri="{C807C97D-BFC1-408E-A445-0C87EB9F89A2}">
-                                    <ask:lineSketchStyleProps xmlns:ask="http://schemas.microsoft.com/office/drawing/2018/sketchyshapes" xmlns:w16sdtdh="http://schemas.microsoft.com/office/word/2020/wordml/sdtdatahash" xmlns:w16du="http://schemas.microsoft.com/office/word/2023/wordml/word16du" xmlns:w16="http://schemas.microsoft.com/office/word/2018/wordml" xmlns:w16cex="http://schemas.microsoft.com/office/word/2018/wordml/cex" xmlns:w="http://schemas.openxmlformats.org/wordprocessingml/2006/main" xmlns:w10="urn:schemas-microsoft-com:office:word" xmlns:v="urn:schemas-microsoft-com:vml" xmlns:oel="http://schemas.microsoft.com/office/2019/extlst" xmlns:o="urn:schemas-microsoft-com:office:office" xmlns="" sd="3886230498">
+                                    <ask:lineSketchStyleProps xmlns="" xmlns:o="urn:schemas-microsoft-com:office:office" xmlns:oel="http://schemas.microsoft.com/office/2019/extlst" xmlns:v="urn:schemas-microsoft-com:vml" xmlns:w10="urn:schemas-microsoft-com:office:word" xmlns:w="http://schemas.openxmlformats.org/wordprocessingml/2006/main" xmlns:w16cex="http://schemas.microsoft.com/office/word/2018/wordml/cex" xmlns:w16="http://schemas.microsoft.com/office/word/2018/wordml" xmlns:w16du="http://schemas.microsoft.com/office/word/2023/wordml/word16du" xmlns:w16sdtdh="http://schemas.microsoft.com/office/word/2020/wordml/sdtdatahash" xmlns:ask="http://schemas.microsoft.com/office/drawing/2018/sketchyshapes" sd="3886230498">
                                       <a:prstGeom prst="roundRect">
                                         <a:avLst/>
                                       </a:prstGeom>
@@ -1080,7 +1080,7 @@
                               <a:ln>
                                 <a:extLst>
                                   <a:ext uri="{C807C97D-BFC1-408E-A445-0C87EB9F89A2}">
-                                    <ask:lineSketchStyleProps xmlns:ask="http://schemas.microsoft.com/office/drawing/2018/sketchyshapes" xmlns:w16sdtdh="http://schemas.microsoft.com/office/word/2020/wordml/sdtdatahash" xmlns:w16du="http://schemas.microsoft.com/office/word/2023/wordml/word16du" xmlns:w16="http://schemas.microsoft.com/office/word/2018/wordml" xmlns:w16cex="http://schemas.microsoft.com/office/word/2018/wordml/cex" xmlns:w="http://schemas.openxmlformats.org/wordprocessingml/2006/main" xmlns:w10="urn:schemas-microsoft-com:office:word" xmlns:v="urn:schemas-microsoft-com:vml" xmlns:oel="http://schemas.microsoft.com/office/2019/extlst" xmlns:o="urn:schemas-microsoft-com:office:office" xmlns="" sd="3886230498">
+                                    <ask:lineSketchStyleProps xmlns="" xmlns:o="urn:schemas-microsoft-com:office:office" xmlns:oel="http://schemas.microsoft.com/office/2019/extlst" xmlns:v="urn:schemas-microsoft-com:vml" xmlns:w10="urn:schemas-microsoft-com:office:word" xmlns:w="http://schemas.openxmlformats.org/wordprocessingml/2006/main" xmlns:w16cex="http://schemas.microsoft.com/office/word/2018/wordml/cex" xmlns:w16="http://schemas.microsoft.com/office/word/2018/wordml" xmlns:w16du="http://schemas.microsoft.com/office/word/2023/wordml/word16du" xmlns:w16sdtdh="http://schemas.microsoft.com/office/word/2020/wordml/sdtdatahash" xmlns:ask="http://schemas.microsoft.com/office/drawing/2018/sketchyshapes" sd="3886230498">
                                       <a:prstGeom prst="roundRect">
                                         <a:avLst/>
                                       </a:prstGeom>
@@ -1497,7 +1497,7 @@
                               <a:ln>
                                 <a:extLst>
                                   <a:ext uri="{C807C97D-BFC1-408E-A445-0C87EB9F89A2}">
-                                    <ask:lineSketchStyleProps xmlns:ask="http://schemas.microsoft.com/office/drawing/2018/sketchyshapes" xmlns:w16sdtdh="http://schemas.microsoft.com/office/word/2020/wordml/sdtdatahash" xmlns:w16du="http://schemas.microsoft.com/office/word/2023/wordml/word16du" xmlns:w16="http://schemas.microsoft.com/office/word/2018/wordml" xmlns:w16cex="http://schemas.microsoft.com/office/word/2018/wordml/cex" xmlns:w="http://schemas.openxmlformats.org/wordprocessingml/2006/main" xmlns:w10="urn:schemas-microsoft-com:office:word" xmlns:v="urn:schemas-microsoft-com:vml" xmlns:oel="http://schemas.microsoft.com/office/2019/extlst" xmlns:o="urn:schemas-microsoft-com:office:office" xmlns="" sd="3886230498">
+                                    <ask:lineSketchStyleProps xmlns="" xmlns:o="urn:schemas-microsoft-com:office:office" xmlns:oel="http://schemas.microsoft.com/office/2019/extlst" xmlns:v="urn:schemas-microsoft-com:vml" xmlns:w10="urn:schemas-microsoft-com:office:word" xmlns:w="http://schemas.openxmlformats.org/wordprocessingml/2006/main" xmlns:w16cex="http://schemas.microsoft.com/office/word/2018/wordml/cex" xmlns:w16="http://schemas.microsoft.com/office/word/2018/wordml" xmlns:w16du="http://schemas.microsoft.com/office/word/2023/wordml/word16du" xmlns:w16sdtdh="http://schemas.microsoft.com/office/word/2020/wordml/sdtdatahash" xmlns:ask="http://schemas.microsoft.com/office/drawing/2018/sketchyshapes" sd="3886230498">
                                       <a:prstGeom prst="roundRect">
                                         <a:avLst/>
                                       </a:prstGeom>
@@ -2110,7 +2110,7 @@
                               <a:ln>
                                 <a:extLst>
                                   <a:ext uri="{C807C97D-BFC1-408E-A445-0C87EB9F89A2}">
-                                    <ask:lineSketchStyleProps xmlns:ask="http://schemas.microsoft.com/office/drawing/2018/sketchyshapes" xmlns:w16sdtdh="http://schemas.microsoft.com/office/word/2020/wordml/sdtdatahash" xmlns:w16du="http://schemas.microsoft.com/office/word/2023/wordml/word16du" xmlns:w16="http://schemas.microsoft.com/office/word/2018/wordml" xmlns:w16cex="http://schemas.microsoft.com/office/word/2018/wordml/cex" xmlns:w="http://schemas.openxmlformats.org/wordprocessingml/2006/main" xmlns:w10="urn:schemas-microsoft-com:office:word" xmlns:v="urn:schemas-microsoft-com:vml" xmlns:oel="http://schemas.microsoft.com/office/2019/extlst" xmlns:o="urn:schemas-microsoft-com:office:office" xmlns="" sd="3886230498">
+                                    <ask:lineSketchStyleProps xmlns="" xmlns:o="urn:schemas-microsoft-com:office:office" xmlns:oel="http://schemas.microsoft.com/office/2019/extlst" xmlns:v="urn:schemas-microsoft-com:vml" xmlns:w10="urn:schemas-microsoft-com:office:word" xmlns:w="http://schemas.openxmlformats.org/wordprocessingml/2006/main" xmlns:w16cex="http://schemas.microsoft.com/office/word/2018/wordml/cex" xmlns:w16="http://schemas.microsoft.com/office/word/2018/wordml" xmlns:w16du="http://schemas.microsoft.com/office/word/2023/wordml/word16du" xmlns:w16sdtdh="http://schemas.microsoft.com/office/word/2020/wordml/sdtdatahash" xmlns:ask="http://schemas.microsoft.com/office/drawing/2018/sketchyshapes" sd="3886230498">
                                       <a:prstGeom prst="roundRect">
                                         <a:avLst/>
                                       </a:prstGeom>
@@ -2595,7 +2595,7 @@
                               <a:ln>
                                 <a:extLst>
                                   <a:ext uri="{C807C97D-BFC1-408E-A445-0C87EB9F89A2}">
-                                    <ask:lineSketchStyleProps xmlns:ask="http://schemas.microsoft.com/office/drawing/2018/sketchyshapes" xmlns:w16sdtdh="http://schemas.microsoft.com/office/word/2020/wordml/sdtdatahash" xmlns:w16du="http://schemas.microsoft.com/office/word/2023/wordml/word16du" xmlns:w16="http://schemas.microsoft.com/office/word/2018/wordml" xmlns:w16cex="http://schemas.microsoft.com/office/word/2018/wordml/cex" xmlns:w="http://schemas.openxmlformats.org/wordprocessingml/2006/main" xmlns:w10="urn:schemas-microsoft-com:office:word" xmlns:v="urn:schemas-microsoft-com:vml" xmlns:oel="http://schemas.microsoft.com/office/2019/extlst" xmlns:o="urn:schemas-microsoft-com:office:office" xmlns="" sd="3886230498">
+                                    <ask:lineSketchStyleProps xmlns="" xmlns:o="urn:schemas-microsoft-com:office:office" xmlns:oel="http://schemas.microsoft.com/office/2019/extlst" xmlns:v="urn:schemas-microsoft-com:vml" xmlns:w10="urn:schemas-microsoft-com:office:word" xmlns:w="http://schemas.openxmlformats.org/wordprocessingml/2006/main" xmlns:w16cex="http://schemas.microsoft.com/office/word/2018/wordml/cex" xmlns:w16="http://schemas.microsoft.com/office/word/2018/wordml" xmlns:w16du="http://schemas.microsoft.com/office/word/2023/wordml/word16du" xmlns:w16sdtdh="http://schemas.microsoft.com/office/word/2020/wordml/sdtdatahash" xmlns:ask="http://schemas.microsoft.com/office/drawing/2018/sketchyshapes" sd="3886230498">
                                       <a:prstGeom prst="roundRect">
                                         <a:avLst/>
                                       </a:prstGeom>
@@ -3100,7 +3100,7 @@
                               <a:ln>
                                 <a:extLst>
                                   <a:ext uri="{C807C97D-BFC1-408E-A445-0C87EB9F89A2}">
-                                    <ask:lineSketchStyleProps xmlns:ask="http://schemas.microsoft.com/office/drawing/2018/sketchyshapes" xmlns:w16sdtdh="http://schemas.microsoft.com/office/word/2020/wordml/sdtdatahash" xmlns:w16du="http://schemas.microsoft.com/office/word/2023/wordml/word16du" xmlns:w16="http://schemas.microsoft.com/office/word/2018/wordml" xmlns:w16cex="http://schemas.microsoft.com/office/word/2018/wordml/cex" xmlns:w="http://schemas.openxmlformats.org/wordprocessingml/2006/main" xmlns:w10="urn:schemas-microsoft-com:office:word" xmlns:v="urn:schemas-microsoft-com:vml" xmlns:oel="http://schemas.microsoft.com/office/2019/extlst" xmlns:o="urn:schemas-microsoft-com:office:office" xmlns="" sd="3886230498">
+                                    <ask:lineSketchStyleProps xmlns="" xmlns:o="urn:schemas-microsoft-com:office:office" xmlns:oel="http://schemas.microsoft.com/office/2019/extlst" xmlns:v="urn:schemas-microsoft-com:vml" xmlns:w10="urn:schemas-microsoft-com:office:word" xmlns:w="http://schemas.openxmlformats.org/wordprocessingml/2006/main" xmlns:w16cex="http://schemas.microsoft.com/office/word/2018/wordml/cex" xmlns:w16="http://schemas.microsoft.com/office/word/2018/wordml" xmlns:w16du="http://schemas.microsoft.com/office/word/2023/wordml/word16du" xmlns:w16sdtdh="http://schemas.microsoft.com/office/word/2020/wordml/sdtdatahash" xmlns:ask="http://schemas.microsoft.com/office/drawing/2018/sketchyshapes" sd="3886230498">
                                       <a:prstGeom prst="roundRect">
                                         <a:avLst/>
                                       </a:prstGeom>
@@ -3517,7 +3517,7 @@
                               <a:ln>
                                 <a:extLst>
                                   <a:ext uri="{C807C97D-BFC1-408E-A445-0C87EB9F89A2}">
-                                    <ask:lineSketchStyleProps xmlns:ask="http://schemas.microsoft.com/office/drawing/2018/sketchyshapes" xmlns:w16sdtdh="http://schemas.microsoft.com/office/word/2020/wordml/sdtdatahash" xmlns:w16du="http://schemas.microsoft.com/office/word/2023/wordml/word16du" xmlns:w16="http://schemas.microsoft.com/office/word/2018/wordml" xmlns:w16cex="http://schemas.microsoft.com/office/word/2018/wordml/cex" xmlns:w="http://schemas.openxmlformats.org/wordprocessingml/2006/main" xmlns:w10="urn:schemas-microsoft-com:office:word" xmlns:v="urn:schemas-microsoft-com:vml" xmlns:oel="http://schemas.microsoft.com/office/2019/extlst" xmlns:o="urn:schemas-microsoft-com:office:office" xmlns="" sd="3886230498">
+                                    <ask:lineSketchStyleProps xmlns="" xmlns:o="urn:schemas-microsoft-com:office:office" xmlns:oel="http://schemas.microsoft.com/office/2019/extlst" xmlns:v="urn:schemas-microsoft-com:vml" xmlns:w10="urn:schemas-microsoft-com:office:word" xmlns:w="http://schemas.openxmlformats.org/wordprocessingml/2006/main" xmlns:w16cex="http://schemas.microsoft.com/office/word/2018/wordml/cex" xmlns:w16="http://schemas.microsoft.com/office/word/2018/wordml" xmlns:w16du="http://schemas.microsoft.com/office/word/2023/wordml/word16du" xmlns:w16sdtdh="http://schemas.microsoft.com/office/word/2020/wordml/sdtdatahash" xmlns:ask="http://schemas.microsoft.com/office/drawing/2018/sketchyshapes" sd="3886230498">
                                       <a:prstGeom prst="roundRect">
                                         <a:avLst/>
                                       </a:prstGeom>
@@ -3969,7 +3969,7 @@
                         <a:ln>
                           <a:extLst>
                             <a:ext uri="{C807C97D-BFC1-408E-A445-0C87EB9F89A2}">
-                              <ask:lineSketchStyleProps xmlns:ask="http://schemas.microsoft.com/office/drawing/2018/sketchyshapes" xmlns:w16sdtdh="http://schemas.microsoft.com/office/word/2020/wordml/sdtdatahash" xmlns:w16du="http://schemas.microsoft.com/office/word/2023/wordml/word16du" xmlns:w16="http://schemas.microsoft.com/office/word/2018/wordml" xmlns:w16cex="http://schemas.microsoft.com/office/word/2018/wordml/cex" xmlns:w="http://schemas.openxmlformats.org/wordprocessingml/2006/main" xmlns:w10="urn:schemas-microsoft-com:office:word" xmlns:v="urn:schemas-microsoft-com:vml" xmlns:oel="http://schemas.microsoft.com/office/2019/extlst" xmlns:o="urn:schemas-microsoft-com:office:office" xmlns="" sd="3886230498">
+                              <ask:lineSketchStyleProps xmlns="" xmlns:o="urn:schemas-microsoft-com:office:office" xmlns:oel="http://schemas.microsoft.com/office/2019/extlst" xmlns:v="urn:schemas-microsoft-com:vml" xmlns:w10="urn:schemas-microsoft-com:office:word" xmlns:w="http://schemas.openxmlformats.org/wordprocessingml/2006/main" xmlns:w16cex="http://schemas.microsoft.com/office/word/2018/wordml/cex" xmlns:w16="http://schemas.microsoft.com/office/word/2018/wordml" xmlns:w16du="http://schemas.microsoft.com/office/word/2023/wordml/word16du" xmlns:w16sdtdh="http://schemas.microsoft.com/office/word/2020/wordml/sdtdatahash" xmlns:ask="http://schemas.microsoft.com/office/drawing/2018/sketchyshapes" sd="3886230498">
                                 <a:prstGeom prst="roundRect">
                                   <a:avLst/>
                                 </a:prstGeom>
@@ -4216,13 +4216,8 @@
                               <w:t>--global user.name</w:t>
                             </w:r>
                             <w:r>
-                              <w:t xml:space="preserve"> </w:t>
+                              <w:t xml:space="preserve"> “név”</w:t>
                             </w:r>
-                            <w:r>
-                              <w:t>“név”</w:t>
-                            </w:r>
-                            <w:bookmarkStart w:id="0" w:name="_GoBack"/>
-                            <w:bookmarkEnd w:id="0"/>
                           </w:p>
                         </w:txbxContent>
                       </wps:txbx>
@@ -4269,13 +4264,8 @@
                         <w:t>--global user.name</w:t>
                       </w:r>
                       <w:r>
-                        <w:t xml:space="preserve"> </w:t>
+                        <w:t xml:space="preserve"> “név”</w:t>
                       </w:r>
-                      <w:r>
-                        <w:t>“név”</w:t>
-                      </w:r>
-                      <w:bookmarkStart w:id="1" w:name="_GoBack"/>
-                      <w:bookmarkEnd w:id="1"/>
                     </w:p>
                   </w:txbxContent>
                 </v:textbox>
@@ -4636,7 +4626,13 @@
                         <w:txbxContent>
                           <w:p>
                             <w:r>
-                              <w:t>Minden változtatást el kell menteni a local repositoryba minimum. Commit-olni kell a változást. Minden commit-nak kell egy message.</w:t>
+                              <w:t>Minden változtatást el kell menteni a local repositoryba.</w:t>
+                            </w:r>
+                            <w:r>
+                              <w:t xml:space="preserve"> Ehhez hozzá kell adni a változást (git add) és</w:t>
+                            </w:r>
+                            <w:r>
+                              <w:t xml:space="preserve"> Commit-olni. Minden commit-nak kell egy message.</w:t>
                             </w:r>
                           </w:p>
                         </w:txbxContent>
@@ -4660,7 +4656,13 @@
                   <w:txbxContent>
                     <w:p>
                       <w:r>
-                        <w:t>Minden változtatást el kell menteni a local repositoryba minimum. Commit-olni kell a változást. Minden commit-nak kell egy message.</w:t>
+                        <w:t>Minden változtatást el kell menteni a local repositoryba.</w:t>
+                      </w:r>
+                      <w:r>
+                        <w:t xml:space="preserve"> Ehhez hozzá kell adni a változást (git add) és</w:t>
+                      </w:r>
+                      <w:r>
+                        <w:t xml:space="preserve"> Commit-olni. Minden commit-nak kell egy message.</w:t>
                       </w:r>
                     </w:p>
                   </w:txbxContent>
@@ -4826,17 +4828,28 @@
                         <w:txbxContent>
                           <w:p>
                             <w:r>
-                              <w:t>A nap végén fel kell tölteni a változást a github reposotoryba. Ha még nem tettük</w:t>
+                              <w:t xml:space="preserve">A nap végén fel kell tölteni a változást a github reposotoryba. Ha még </w:t>
+                            </w:r>
+                            <w:r>
+                              <w:t>nincs</w:t>
                             </w:r>
                             <w:r>
                               <w:t>,</w:t>
                             </w:r>
                             <w:r>
-                              <w:t xml:space="preserve"> fel kell tölteni a branch-et, ha már van fent változás akkor sync. Git push vagy Git pull.</w:t>
+                              <w:t xml:space="preserve"> fel kell tölteni a branch-et, ha már van</w:t>
+                            </w:r>
+                            <w:r>
+                              <w:t xml:space="preserve">, </w:t>
+                            </w:r>
+                            <w:r>
+                              <w:t>akkor sync. Git push vagy Git pull.</w:t>
                             </w:r>
                             <w:r>
                               <w:t xml:space="preserve"> Git fetch.</w:t>
                             </w:r>
+                            <w:bookmarkStart w:id="0" w:name="_GoBack"/>
+                            <w:bookmarkEnd w:id="0"/>
                           </w:p>
                         </w:txbxContent>
                       </wps:txbx>
@@ -4859,17 +4872,28 @@
                   <w:txbxContent>
                     <w:p>
                       <w:r>
-                        <w:t>A nap végén fel kell tölteni a változást a github reposotoryba. Ha még nem tettük</w:t>
+                        <w:t xml:space="preserve">A nap végén fel kell tölteni a változást a github reposotoryba. Ha még </w:t>
+                      </w:r>
+                      <w:r>
+                        <w:t>nincs</w:t>
                       </w:r>
                       <w:r>
                         <w:t>,</w:t>
                       </w:r>
                       <w:r>
-                        <w:t xml:space="preserve"> fel kell tölteni a branch-et, ha már van fent változás akkor sync. Git push vagy Git pull.</w:t>
+                        <w:t xml:space="preserve"> fel kell tölteni a branch-et, ha már van</w:t>
+                      </w:r>
+                      <w:r>
+                        <w:t xml:space="preserve">, </w:t>
+                      </w:r>
+                      <w:r>
+                        <w:t>akkor sync. Git push vagy Git pull.</w:t>
                       </w:r>
                       <w:r>
                         <w:t xml:space="preserve"> Git fetch.</w:t>
                       </w:r>
+                      <w:bookmarkStart w:id="1" w:name="_GoBack"/>
+                      <w:bookmarkEnd w:id="1"/>
                     </w:p>
                   </w:txbxContent>
                 </v:textbox>
@@ -7867,6 +7891,23 @@
 </file>
 
 <file path=customXml/item1.xml><?xml version="1.0" encoding="utf-8"?>
+<p:properties xmlns:p="http://schemas.microsoft.com/office/2006/metadata/properties" xmlns:xsi="http://www.w3.org/2001/XMLSchema-instance" xmlns:pc="http://schemas.microsoft.com/office/infopath/2007/PartnerControls">
+  <documentManagement>
+    <_activity xmlns="e035496d-b607-494a-b68c-257e6db10ce7" xsi:nil="true"/>
+  </documentManagement>
+</p:properties>
+</file>
+
+<file path=customXml/item2.xml><?xml version="1.0" encoding="utf-8"?>
+<?mso-contentType ?>
+<FormTemplates xmlns="http://schemas.microsoft.com/sharepoint/v3/contenttype/forms">
+  <Display>DocumentLibraryForm</Display>
+  <Edit>DocumentLibraryForm</Edit>
+  <New>DocumentLibraryForm</New>
+</FormTemplates>
+</file>
+
+<file path=customXml/item3.xml><?xml version="1.0" encoding="utf-8"?>
 <ct:contentTypeSchema xmlns:ct="http://schemas.microsoft.com/office/2006/metadata/contentType" xmlns:ma="http://schemas.microsoft.com/office/2006/metadata/properties/metaAttributes" ct:_="" ma:_="" ma:contentTypeName="Dokumentum" ma:contentTypeID="0x0101003C9FF174AC340248B18A6DA53002D746" ma:contentTypeVersion="16" ma:contentTypeDescription="Új dokumentum létrehozása." ma:contentTypeScope="" ma:versionID="60613c02b554289a0b12181fdcba0a3e">
   <xsd:schema xmlns:xsd="http://www.w3.org/2001/XMLSchema" xmlns:xs="http://www.w3.org/2001/XMLSchema" xmlns:p="http://schemas.microsoft.com/office/2006/metadata/properties" xmlns:ns3="1864150e-f017-4975-9acc-47ce8d819457" xmlns:ns4="e035496d-b607-494a-b68c-257e6db10ce7" targetNamespace="http://schemas.microsoft.com/office/2006/metadata/properties" ma:root="true" ma:fieldsID="098e3191f8d788b6fcc95944a4073da3" ns3:_="" ns4:_="">
     <xsd:import namespace="1864150e-f017-4975-9acc-47ce8d819457"/>
@@ -8105,28 +8146,29 @@
 </ct:contentTypeSchema>
 </file>
 
-<file path=customXml/item2.xml><?xml version="1.0" encoding="utf-8"?>
-<?mso-contentType ?>
-<FormTemplates xmlns="http://schemas.microsoft.com/sharepoint/v3/contenttype/forms">
-  <Display>DocumentLibraryForm</Display>
-  <Edit>DocumentLibraryForm</Edit>
-  <New>DocumentLibraryForm</New>
-</FormTemplates>
-</file>
-
-<file path=customXml/item3.xml><?xml version="1.0" encoding="utf-8"?>
-<p:properties xmlns:p="http://schemas.microsoft.com/office/2006/metadata/properties" xmlns:xsi="http://www.w3.org/2001/XMLSchema-instance" xmlns:pc="http://schemas.microsoft.com/office/infopath/2007/PartnerControls">
-  <documentManagement>
-    <_activity xmlns="e035496d-b607-494a-b68c-257e6db10ce7" xsi:nil="true"/>
-  </documentManagement>
-</p:properties>
-</file>
-
 <file path=customXml/item4.xml><?xml version="1.0" encoding="utf-8"?>
 <b:Sources xmlns:b="http://schemas.openxmlformats.org/officeDocument/2006/bibliography" xmlns="http://schemas.openxmlformats.org/officeDocument/2006/bibliography" SelectedStyle="\APASixthEditionOfficeOnline.xsl" StyleName="APA" Version="6"/>
 </file>
 
 <file path=customXml/itemProps1.xml><?xml version="1.0" encoding="utf-8"?>
+<ds:datastoreItem xmlns:ds="http://schemas.openxmlformats.org/officeDocument/2006/customXml" ds:itemID="{B77A70F7-976B-4C43-8EF3-C3C33C8355A0}">
+  <ds:schemaRefs>
+    <ds:schemaRef ds:uri="http://schemas.microsoft.com/office/2006/metadata/properties"/>
+    <ds:schemaRef ds:uri="http://schemas.microsoft.com/office/infopath/2007/PartnerControls"/>
+    <ds:schemaRef ds:uri="e035496d-b607-494a-b68c-257e6db10ce7"/>
+  </ds:schemaRefs>
+</ds:datastoreItem>
+</file>
+
+<file path=customXml/itemProps2.xml><?xml version="1.0" encoding="utf-8"?>
+<ds:datastoreItem xmlns:ds="http://schemas.openxmlformats.org/officeDocument/2006/customXml" ds:itemID="{B567B229-CA5A-4E06-BCDD-B4521B6F7A9F}">
+  <ds:schemaRefs>
+    <ds:schemaRef ds:uri="http://schemas.microsoft.com/sharepoint/v3/contenttype/forms"/>
+  </ds:schemaRefs>
+</ds:datastoreItem>
+</file>
+
+<file path=customXml/itemProps3.xml><?xml version="1.0" encoding="utf-8"?>
 <ds:datastoreItem xmlns:ds="http://schemas.openxmlformats.org/officeDocument/2006/customXml" ds:itemID="{25645EFD-3B47-4E3D-AA05-B09E34D6E60C}">
   <ds:schemaRefs>
     <ds:schemaRef ds:uri="http://schemas.microsoft.com/office/2006/metadata/contentType"/>
@@ -8145,26 +8187,8 @@
 </ds:datastoreItem>
 </file>
 
-<file path=customXml/itemProps2.xml><?xml version="1.0" encoding="utf-8"?>
-<ds:datastoreItem xmlns:ds="http://schemas.openxmlformats.org/officeDocument/2006/customXml" ds:itemID="{B567B229-CA5A-4E06-BCDD-B4521B6F7A9F}">
-  <ds:schemaRefs>
-    <ds:schemaRef ds:uri="http://schemas.microsoft.com/sharepoint/v3/contenttype/forms"/>
-  </ds:schemaRefs>
-</ds:datastoreItem>
-</file>
-
-<file path=customXml/itemProps3.xml><?xml version="1.0" encoding="utf-8"?>
-<ds:datastoreItem xmlns:ds="http://schemas.openxmlformats.org/officeDocument/2006/customXml" ds:itemID="{B77A70F7-976B-4C43-8EF3-C3C33C8355A0}">
-  <ds:schemaRefs>
-    <ds:schemaRef ds:uri="http://schemas.microsoft.com/office/2006/metadata/properties"/>
-    <ds:schemaRef ds:uri="http://schemas.microsoft.com/office/infopath/2007/PartnerControls"/>
-    <ds:schemaRef ds:uri="e035496d-b607-494a-b68c-257e6db10ce7"/>
-  </ds:schemaRefs>
-</ds:datastoreItem>
-</file>
-
 <file path=customXml/itemProps4.xml><?xml version="1.0" encoding="utf-8"?>
-<ds:datastoreItem xmlns:ds="http://schemas.openxmlformats.org/officeDocument/2006/customXml" ds:itemID="{A002482C-750F-4BC2-B2E0-B54A953773B8}">
+<ds:datastoreItem xmlns:ds="http://schemas.openxmlformats.org/officeDocument/2006/customXml" ds:itemID="{687720A8-4907-49E8-952D-02FA54DD8DD7}">
   <ds:schemaRefs>
     <ds:schemaRef ds:uri="http://schemas.openxmlformats.org/officeDocument/2006/bibliography"/>
   </ds:schemaRefs>
